--- a/docs/submission/머신러닝_딥러닝_학습결과서.docx
+++ b/docs/submission/머신러닝_딥러닝_학습결과서.docx
@@ -594,7 +594,7 @@
               <w:rPr>
                 <w:sz w:val="17"/>
               </w:rPr>
-              <w:t>현재 상태</w:t>
+              <w:t>학습 기록 범위</w:t>
             </w:r>
           </w:p>
         </w:tc>
@@ -620,7 +620,7 @@
               <w:rPr>
                 <w:sz w:val="17"/>
               </w:rPr>
-              <w:t>RF 기준선·튜닝·앙상블 비교 및 1회차 Train 학습본 저장 완료. 전체 재학습·백엔드 교체·배포는 미실시</w:t>
+              <w:t>RF 기준선·튜닝·앙상블 비교 및 1회차 Train 학습본 저장 완료. 로더 연결 전 학습 결과이며 전체 448건 재학습은 미실시</w:t>
             </w:r>
           </w:p>
         </w:tc>
@@ -630,6 +630,22 @@
       <w:pPr>
         <w:spacing w:after="40" w:before="0" w:line="40" w:lineRule="exact"/>
       </w:pPr>
+    </w:p>
+    <w:p>
+      <w:r>
+        <w:t xml:space="preserve">학습 수치와 검증 이력은 로더 연결 전 기록이다. 현재(2026-08-31)는 새 로컬 로더 연결·Linux x86_64 컨테이너 검증이 완료됐고 AWS 파일 배치는 사용자 확인 기준 완료다. 실제 서비스 배포·AWS 실행 검증은 미완료이며, 최신 상태는 </w:t>
+      </w:r>
+      <w:hyperlink r:id="rId13">
+        <w:r>
+          <w:rPr>
+            <w:color w:val="1F4D78"/>
+          </w:rPr>
+          <w:t>배포 인계</w:t>
+        </w:r>
+      </w:hyperlink>
+      <w:r>
+        <w:t>를 기준으로 확인한다.</w:t>
+      </w:r>
     </w:p>
     <w:p>
       <w:pPr>
@@ -1638,7 +1654,7 @@
               <w:rPr>
                 <w:sz w:val="17"/>
               </w:rPr>
-              <w:t>공식 출처</w:t>
+              <w:t>공식 데이터 출처</w:t>
             </w:r>
           </w:p>
         </w:tc>
@@ -1660,7 +1676,7 @@
               <w:widowControl/>
               <w:spacing w:before="0" w:after="0" w:line="240" w:lineRule="auto"/>
             </w:pPr>
-            <w:hyperlink r:id="rId11">
+            <w:hyperlink r:id="rId14">
               <w:r>
                 <w:rPr>
                   <w:color w:val="1F4D78"/>
@@ -1971,7 +1987,7 @@
               <w:rPr>
                 <w:sz w:val="17"/>
               </w:rPr>
-              <w:t>원본 SHA-256</w:t>
+              <w:t>학습 원본 SHA-256</w:t>
             </w:r>
           </w:p>
         </w:tc>
@@ -2009,6 +2025,33 @@
       <w:pPr>
         <w:spacing w:after="40" w:before="0" w:line="40" w:lineRule="exact"/>
       </w:pPr>
+    </w:p>
+    <w:p>
+      <w:r>
+        <w:t xml:space="preserve">실제 학습 CSV는 </w:t>
+      </w:r>
+      <w:hyperlink r:id="rId15">
+        <w:r>
+          <w:rPr>
+            <w:color w:val="1F4D78"/>
+          </w:rPr>
+          <w:t>Hugging Face 고정 리비전 배포본</w:t>
+        </w:r>
+      </w:hyperlink>
+      <w:r>
+        <w:t xml:space="preserve">과 SHA-256이 일치한다(2026-08-31 확인). 공식 Salvirt CSV와의 파일 단위 대조 및 원래 취득일은 미확인이다. 배포자의 CC BY 4.0 표기와 출처·검증 이력은 </w:t>
+      </w:r>
+      <w:hyperlink r:id="rId16">
+        <w:r>
+          <w:rPr>
+            <w:color w:val="1F4D78"/>
+          </w:rPr>
+          <w:t>데이터 수집 보고서</w:t>
+        </w:r>
+      </w:hyperlink>
+      <w:r>
+        <w:t>에 구분해 기록했다.</w:t>
+      </w:r>
     </w:p>
     <w:p>
       <w:r>
@@ -11980,6 +12023,9 @@
       </w:pPr>
     </w:p>
     <w:p>
+      <w:pPr>
+        <w:keepNext/>
+      </w:pPr>
       <w:r>
         <w:t>저장된 후보 하나의 1회차 결과는 다음과 같다. 두 행 모두 같은 Test 91건의 10개 마스킹 평균이다.</w:t>
       </w:r>
@@ -12963,7 +13009,18 @@
     </w:p>
     <w:p>
       <w:r>
-        <w:t>전체 448건으로 최종 재학습하지 않았으며 기존 백엔드 로더와 배포 모델도 교체하지 않았다. 이번 후보에 대한 Linux/AWS 배포 검증은 수행하지 않았다. 로컬 재로드 성공과 운영 배포 완료를 구분한다.</w:t>
+        <w:t xml:space="preserve">위 표는 로더 연결 전 학습 단계의 검증이다. 이후 같은 후보로 로컬 로더 연결과 Linux x86_64 컨테이너의 로딩·추론 검증을 완료했다. 전체 448건 재학습과 실제 서비스 배포·AWS 실행 검증은 아직 수행하지 않았다. 후속 검증 근거와 배포 상태는 </w:t>
+      </w:r>
+      <w:hyperlink r:id="rId13">
+        <w:r>
+          <w:rPr>
+            <w:color w:val="1F4D78"/>
+          </w:rPr>
+          <w:t>배포 인계</w:t>
+        </w:r>
+      </w:hyperlink>
+      <w:r>
+        <w:t>에 기록한다.</w:t>
       </w:r>
     </w:p>
     <w:p>
@@ -13092,6 +13149,7 @@
       <w:pPr>
         <w:spacing w:before="80" w:after="80" w:line="240" w:lineRule="auto"/>
         <w:shd w:fill="F2F4F7"/>
+        <w:keepLines/>
       </w:pPr>
       <w:r>
         <w:rPr>

--- a/docs/submission/머신러닝_딥러닝_학습결과서.docx
+++ b/docs/submission/머신러닝_딥러닝_학습결과서.docx
@@ -282,7 +282,7 @@
               <w:rPr>
                 <w:sz w:val="17"/>
               </w:rPr>
-              <w:t>선정 후보</w:t>
+              <w:t>최종 모델</w:t>
             </w:r>
           </w:p>
         </w:tc>
@@ -406,7 +406,7 @@
               <w:rPr>
                 <w:sz w:val="17"/>
               </w:rPr>
-              <w:t>입력</w:t>
+              <w:t>학습 입력</w:t>
             </w:r>
           </w:p>
         </w:tc>
@@ -564,63 +564,6 @@
                 <w:sz w:val="17"/>
               </w:rPr>
               <w:t>2026-08-31</w:t>
-            </w:r>
-          </w:p>
-        </w:tc>
-      </w:tr>
-      <w:tr>
-        <w:trPr>
-          <w:cantSplit/>
-        </w:trPr>
-        <w:tc>
-          <w:tcPr>
-            <w:tcW w:type="dxa" w:w="2450"/>
-            <w:tcMar>
-              <w:top w:type="dxa" w:w="65"/>
-              <w:bottom w:type="dxa" w:w="65"/>
-              <w:start w:type="dxa" w:w="100"/>
-              <w:end w:type="dxa" w:w="100"/>
-            </w:tcMar>
-            <w:vAlign w:val="center"/>
-            <w:shd w:fill="F8FAFC"/>
-          </w:tcPr>
-          <w:p>
-            <w:pPr>
-              <w:keepNext w:val="0"/>
-              <w:widowControl/>
-              <w:spacing w:before="0" w:after="0" w:line="240" w:lineRule="auto"/>
-            </w:pPr>
-            <w:r>
-              <w:rPr>
-                <w:sz w:val="17"/>
-              </w:rPr>
-              <w:t>학습 기록 범위</w:t>
-            </w:r>
-          </w:p>
-        </w:tc>
-        <w:tc>
-          <w:tcPr>
-            <w:tcW w:type="dxa" w:w="7528"/>
-            <w:tcMar>
-              <w:top w:type="dxa" w:w="65"/>
-              <w:bottom w:type="dxa" w:w="65"/>
-              <w:start w:type="dxa" w:w="100"/>
-              <w:end w:type="dxa" w:w="100"/>
-            </w:tcMar>
-            <w:vAlign w:val="center"/>
-            <w:shd w:fill="F8FAFC"/>
-          </w:tcPr>
-          <w:p>
-            <w:pPr>
-              <w:keepNext w:val="0"/>
-              <w:widowControl/>
-              <w:spacing w:before="0" w:after="0" w:line="240" w:lineRule="auto"/>
-            </w:pPr>
-            <w:r>
-              <w:rPr>
-                <w:sz w:val="17"/>
-              </w:rPr>
-              <w:t>RF 기준선·튜닝·앙상블 비교 및 1회차 Train 학습본 저장 완료. 로더 연결 전 학습 결과이며 전체 448건 재학습은 미실시</w:t>
             </w:r>
           </w:p>
         </w:tc>
@@ -630,22 +573,6 @@
       <w:pPr>
         <w:spacing w:after="40" w:before="0" w:line="40" w:lineRule="exact"/>
       </w:pPr>
-    </w:p>
-    <w:p>
-      <w:r>
-        <w:t xml:space="preserve">학습 수치와 검증 이력은 로더 연결 전 기록이다. 현재(2026-08-31)는 새 로컬 로더 연결·Linux x86_64 컨테이너 검증이 완료됐고 AWS 파일 배치는 사용자 확인 기준 완료다. 실제 서비스 배포·AWS 실행 검증은 미완료이며, 최신 상태는 </w:t>
-      </w:r>
-      <w:hyperlink r:id="rId13">
-        <w:r>
-          <w:rPr>
-            <w:color w:val="1F4D78"/>
-          </w:rPr>
-          <w:t>배포 인계</w:t>
-        </w:r>
-      </w:hyperlink>
-      <w:r>
-        <w:t>를 기준으로 확인한다.</w:t>
-      </w:r>
     </w:p>
     <w:p>
       <w:pPr>
@@ -691,7 +618,7 @@
         <w:t>우리 실험의 베이스라인</w:t>
       </w:r>
       <w:r>
-        <w:t>으로 고정하고, 여기서 RF 튜닝과 TabICL 없는 분류 앙상블로 발전시켰다.</w:t>
+        <w:t>으로 고정하고, RF 튜닝과 분류 앙상블로 발전시켰다.</w:t>
       </w:r>
     </w:p>
     <w:p>
@@ -1265,7 +1192,7 @@
               <w:rPr>
                 <w:sz w:val="17"/>
               </w:rPr>
-              <w:t xml:space="preserve">선정 후보 </w:t>
+              <w:t xml:space="preserve">최종 모델 </w:t>
             </w:r>
             <w:r>
               <w:rPr>
@@ -1453,7 +1380,7 @@
         <w:t>69.58% / 0.740949</w:t>
       </w:r>
       <w:r>
-        <w:t xml:space="preserve">는 논문 점수를 옮긴 것이 아니라, 우리가 13개 컬럼·결측 상황·그룹 분리 조건으로 직접 얻은 값이다. 같은 조건에서 발전시킨 최종 Stacking은 Accuracy </w:t>
+        <w:t xml:space="preserve">는 우리가 13개 컬럼·결측 상황·그룹 분리 조건으로 직접 얻은 값이다. 같은 조건에서 발전시킨 최종 Stacking은 Accuracy </w:t>
       </w:r>
       <w:r>
         <w:rPr>
@@ -1498,21 +1425,21 @@
         <w:t>0.021741</w:t>
       </w:r>
       <w:r>
-        <w:t xml:space="preserve"> 낮아졌다. 논문보다 높은 점수를 달성했다고 주장하지 않는다.</w:t>
+        <w:t xml:space="preserve"> 낮아졌다. 논문은 22개 입력을 사용했으므로 개선 효과는 논문 점수가 아닌 자체 RF 기준선과 비교했다.</w:t>
       </w:r>
     </w:p>
     <w:p>
       <w:r>
-        <w:t xml:space="preserve">Stacking은 튜닝 RF보다 Accuracy·AUC·Brier가 소폭 개선되고 FP도 줄었다. 다만 FN은 늘었고, 튜닝 전 RF 기준선보다 FP가 적어진 것은 아니다. 저장 파일은 사전에 정한 </w:t>
+        <w:t xml:space="preserve">Stacking은 튜닝 RF보다 Accuracy·AUC·Brier가 소폭 개선되고 FP도 줄었다. 다만 FN은 늘었고, 튜닝 전 RF 기준선보다 FP가 적어진 것은 아니다. 최종 산출물은 사전에 정한 </w:t>
       </w:r>
       <w:r>
         <w:rPr>
           <w:b/>
         </w:rPr>
-        <w:t>1회차 Train 357건의 마스킹 3,570행으로 학습한 검토용 후보</w:t>
+        <w:t>1회차 Train 357건의 마스킹 3,570행으로 학습한 모델</w:t>
       </w:r>
       <w:r>
-        <w:t>이며, 30회 평균은 이 파일 하나의 성능이 아니다.</w:t>
+        <w:t>이다. 학습 절차의 30회 평균과 저장 모델의 개별 평가 결과를 구분해 제시했다.</w:t>
       </w:r>
     </w:p>
     <w:p>
@@ -1676,7 +1603,7 @@
               <w:widowControl/>
               <w:spacing w:before="0" w:after="0" w:line="240" w:lineRule="auto"/>
             </w:pPr>
-            <w:hyperlink r:id="rId14">
+            <w:hyperlink r:id="rId13">
               <w:r>
                 <w:rPr>
                   <w:color w:val="1F4D78"/>
@@ -1961,65 +1888,6 @@
           </w:p>
         </w:tc>
       </w:tr>
-      <w:tr>
-        <w:trPr>
-          <w:cantSplit/>
-        </w:trPr>
-        <w:tc>
-          <w:tcPr>
-            <w:tcW w:type="dxa" w:w="2450"/>
-            <w:tcMar>
-              <w:top w:type="dxa" w:w="65"/>
-              <w:bottom w:type="dxa" w:w="65"/>
-              <w:start w:type="dxa" w:w="100"/>
-              <w:end w:type="dxa" w:w="100"/>
-            </w:tcMar>
-            <w:vAlign w:val="center"/>
-            <w:shd w:fill="F8FAFC"/>
-          </w:tcPr>
-          <w:p>
-            <w:pPr>
-              <w:keepNext w:val="0"/>
-              <w:widowControl/>
-              <w:spacing w:before="0" w:after="0" w:line="240" w:lineRule="auto"/>
-            </w:pPr>
-            <w:r>
-              <w:rPr>
-                <w:sz w:val="17"/>
-              </w:rPr>
-              <w:t>학습 원본 SHA-256</w:t>
-            </w:r>
-          </w:p>
-        </w:tc>
-        <w:tc>
-          <w:tcPr>
-            <w:tcW w:type="dxa" w:w="7528"/>
-            <w:tcMar>
-              <w:top w:type="dxa" w:w="65"/>
-              <w:bottom w:type="dxa" w:w="65"/>
-              <w:start w:type="dxa" w:w="100"/>
-              <w:end w:type="dxa" w:w="100"/>
-            </w:tcMar>
-            <w:vAlign w:val="center"/>
-            <w:shd w:fill="F8FAFC"/>
-          </w:tcPr>
-          <w:p>
-            <w:pPr>
-              <w:keepNext w:val="0"/>
-              <w:widowControl/>
-              <w:spacing w:before="0" w:after="0" w:line="240" w:lineRule="auto"/>
-            </w:pPr>
-            <w:r>
-              <w:rPr>
-                <w:color w:val="1F4D78"/>
-                <w:sz w:val="17"/>
-                <w:shd w:fill="F2F4F7"/>
-              </w:rPr>
-              <w:t>8dee635b95bdcb00896b654efe62fc20177090081c81ef5224e8641ba31c3061</w:t>
-            </w:r>
-          </w:p>
-        </w:tc>
-      </w:tr>
     </w:tbl>
     <w:p>
       <w:pPr>
@@ -2028,9 +1896,9 @@
     </w:p>
     <w:p>
       <w:r>
-        <w:t xml:space="preserve">실제 학습 CSV는 </w:t>
+        <w:t xml:space="preserve">실제 학습에는 </w:t>
       </w:r>
-      <w:hyperlink r:id="rId15">
+      <w:hyperlink r:id="rId14">
         <w:r>
           <w:rPr>
             <w:color w:val="1F4D78"/>
@@ -2039,9 +1907,9 @@
         </w:r>
       </w:hyperlink>
       <w:r>
-        <w:t xml:space="preserve">과 SHA-256이 일치한다(2026-08-31 확인). 공식 Salvirt CSV와의 파일 단위 대조 및 원래 취득일은 미확인이다. 배포자의 CC BY 4.0 표기와 출처·검증 이력은 </w:t>
+        <w:t xml:space="preserve">의 CSV를 사용했다. 배포 리비전·원본 해시·라이선스 표기 근거는 </w:t>
       </w:r>
-      <w:hyperlink r:id="rId16">
+      <w:hyperlink r:id="rId15">
         <w:r>
           <w:rPr>
             <w:color w:val="1F4D78"/>
@@ -2050,12 +1918,12 @@
         </w:r>
       </w:hyperlink>
       <w:r>
-        <w:t>에 구분해 기록했다.</w:t>
+        <w:t>에 제시했다.</w:t>
       </w:r>
     </w:p>
     <w:p>
       <w:r>
-        <w:t>클래스 비율은 거의 균형이므로 단순히 다수 클래스를 맞혀 정확도를 높이는 데이터는 아니다. 원본 영업 행과 학습 산출물은 로컬에서 관리하고 Git에 포함하지 않는다.</w:t>
+        <w:t>클래스 비율은 거의 균형이므로 단순히 다수 클래스를 맞혀 정확도를 높이는 데이터는 아니다.</w:t>
       </w:r>
     </w:p>
     <w:p>
@@ -6041,22 +5909,30 @@
     </w:p>
     <w:p>
       <w:r>
-        <w:t>실제 업무 보고서에는 13개 항목이 항상 전부 들어오지 않는다. 예를 들어 예산 확보 여부는 확인했지만 경쟁사나 구매부서 참여 여부는 알 수 없을 수 있다. 이런 상황에서도 모델이 작동하는지 확인하기 위해, 학습 데이터에서도 한 거래의 13개 값 중 약 30%가 확인되지 않은 상황을 만들었다.</w:t>
+        <w:t xml:space="preserve">실제 서비스에서는 미팅 보고서에 해당 정보가 언급되지 않거나 구조화 Agent가 값을 확정하지 못해, 거래 한 건의 13개 입력 항목 중 </w:t>
+      </w:r>
+      <w:r>
+        <w:rPr>
+          <w:b/>
+        </w:rPr>
+        <w:t>약 30%가 누락될 것으로 예상했다.</w:t>
+      </w:r>
+      <w:r>
+        <w:t xml:space="preserve"> 예를 들어 예산 확보 여부는 확인했지만 경쟁사나 구매부서 참여 여부는 알 수 없을 수 있다. 30%는 서비스 설계 단계에서 설정한 예상 결측률이며, 실제 사용자 데이터에서 측정한 비율은 아니다.</w:t>
       </w:r>
     </w:p>
     <w:p>
       <w:r>
-        <w:t xml:space="preserve">13개의 30%는 3.9개이므로 한 행에 최종적으로 </w:t>
+        <w:t xml:space="preserve">이 예상 입력 조건을 학습·평가에 반영하기 위해 </w:t>
       </w:r>
       <w:r>
         <w:rPr>
-          <w:color w:val="1F4D78"/>
-          <w:shd w:fill="F2F4F7"/>
+          <w:b/>
         </w:rPr>
-        <w:t>Unknown</w:t>
+        <w:t>13개 × 30% = 3.9개를 반올림해, 행마다 최종 Unknown 개수를 4개로 정했다.</w:t>
       </w:r>
       <w:r>
-        <w:t xml:space="preserve">이 4개가 되게 했다. 원본에 이미 </w:t>
+        <w:t xml:space="preserve"> 원본에 이미 </w:t>
       </w:r>
       <w:r>
         <w:rPr>
@@ -6107,6 +5983,11 @@
     <w:p>
       <w:r>
         <w:t>결과적으로 원본 448건에서 10개 버전씩 총 4,480행이 만들어졌다. 이 4,480행은 새로운 거래 4,480건이 아니라, 같은 448건을 서로 다른 값 누락 상황으로 보여준 학습용 변형이다. 목적은 특정 한 번의 무작위 결측에 결과가 좌우되지 않게 하고, 일부 정보가 없어도 모델이 비슷한 판단을 내리는지 확인하는 것이다.</w:t>
+      </w:r>
+    </w:p>
+    <w:p>
+      <w:r>
+        <w:t>향후 실제 사용자 미팅 데이터와 거래의 승패 결과가 쌓이면, 항목별 결측률과 어떤 항목이 함께 누락되는지를 분석할 예정이다. 이를 바탕으로 현재의 30% 가정을 실제 입력 분포에 맞게 조정하고, 마스킹 방식·전처리·모델 하이퍼파라미터를 튜닝할 계획이다.</w:t>
       </w:r>
     </w:p>
     <w:p>
@@ -6690,7 +6571,7 @@
     </w:p>
     <w:p>
       <w:r>
-        <w:t>논문에서 가장 좋은 Accuracy·AUC를 기록한 RandomForest를 기준 모델로 정했다. 이후 RF를 튜닝하고, 다른 판단 방식을 더할 수 있는 세 모델을 함께 비교했다. 이번 최신 실험에는 TabICL과 MultinomialNB를 포함하지 않았다.</w:t>
+        <w:t>논문에서 가장 좋은 Accuracy·AUC를 기록한 RandomForest를 기준 모델로 정했다. 이후 RF를 튜닝하고, 다른 판단 방식을 더할 수 있는 세 모델을 함께 비교했다.</w:t>
       </w:r>
     </w:p>
     <w:tbl>
@@ -11320,7 +11201,7 @@
     </w:p>
     <w:p>
       <w:r>
-        <w:t xml:space="preserve">이번에는 Train 내부 Brier로 파라미터를 고른 뒤, 모든 후보를 임계값 </w:t>
+        <w:t xml:space="preserve">Train 내부 Brier로 파라미터를 고른 뒤, 모든 후보를 임계값 </w:t>
       </w:r>
       <w:r>
         <w:rPr>
@@ -11330,7 +11211,7 @@
         <w:t>0.50</w:t>
       </w:r>
       <w:r>
-        <w:t xml:space="preserve">에서 비교했다. FP를 줄이려고 임계값을 높이거나 임의의 FP:FN 비용비를 새로 적용하지 않았다. 분류는 </w:t>
+        <w:t xml:space="preserve">의 공통 조건에서 비교했다. 분류는 </w:t>
       </w:r>
       <w:r>
         <w:rPr>
@@ -11359,6 +11240,20 @@
       </w:pPr>
       <w:r>
         <w:t>4.2 최종 선택 결과</w:t>
+      </w:r>
+    </w:p>
+    <w:p>
+      <w:r>
+        <w:t xml:space="preserve">모델 수를 늘리는 것 자체를 목표로 삼지 않았다. 단일 모델 4종, 3개·4개 모델의 Soft Voting, 4개 모델의 Stacking을 동일 조건에서 비교한 뒤, </w:t>
+      </w:r>
+      <w:r>
+        <w:rPr>
+          <w:b/>
+        </w:rPr>
+        <w:t>예측 성능과 FP를 함께 고려해 최종 구성을 선정했다.</w:t>
+      </w:r>
+      <w:r>
+        <w:t xml:space="preserve"> 최종 구성은 RF·LR·ExtraTrees·CatBoost의 기본 모델 4개와 이들의 예측 확률을 결합하는 LR 메타모델 1개다.</w:t>
       </w:r>
     </w:p>
     <w:p>
@@ -11394,16 +11289,21 @@
     </w:p>
     <w:p>
       <w:r>
-        <w:t xml:space="preserve">각 회차 Test는 그 회차의 파라미터 선택과 모델 학습에서 제외했다. 다만 </w:t>
+        <w:t>따라서 현재 구성은 비교한 후보 중 성능을 근거로 선택한 결과다. 기본 모델을 하나씩 제외한 Stacking 비교는 수행하지 않았으므로, 4개가 반드시 필요한 최소 구성이라는 의미는 아니다.</w:t>
+      </w:r>
+    </w:p>
+    <w:p>
+      <w:r>
+        <w:t xml:space="preserve">각 회차 Test는 그 회차의 파라미터 선택과 모델 학습에서 제외했다. </w:t>
       </w:r>
       <w:r>
         <w:rPr>
           <w:b/>
         </w:rPr>
-        <w:t>후보 종류 자체는 이 30회 비교 결과를 보고 선정</w:t>
+        <w:t>최종 모델 계열은 이 30회 비교 결과를 기준으로 선정</w:t>
       </w:r>
       <w:r>
-        <w:t>했다. 따라서 현재 결과는 탐색적 후보 비교이며, 선정 이후 한 번도 보지 않은 최종 Test나 실제 영업 데이터에서 성능을 확정한 결과가 아니다.</w:t>
+        <w:t>했으며, 보고된 성능은 공개 데이터에서의 탐색적 모델 비교 결과다.</w:t>
       </w:r>
     </w:p>
     <w:p>
@@ -11411,12 +11311,12 @@
         <w:pStyle w:val="Heading1"/>
       </w:pPr>
       <w:r>
-        <w:t>5. 선정 후보 저장과 검증</w:t>
+        <w:t>5. 최종 모델 산출물</w:t>
       </w:r>
     </w:p>
     <w:p>
       <w:r>
-        <w:t>점수가 가장 좋은 회차를 골라 저장하지 않고, 평가 전에 지정한 1회차 Train 학습본을 저장했다. 파일 하나에 원핫 인코더를 포함한 기본 모델, CatBoost, LR 메타모델, 입력 계약, 파라미터와 평가 기록을 담았다. 별도 TabICL 체크포인트는 없다.</w:t>
+        <w:t>평가 전에 지정한 1회차 Train 학습본을 최종 모델 파일로 저장했다. 점수가 가장 높은 회차를 사후에 고르는 대신 저장 기준을 고정했다. 파일 하나에 원핫 인코더를 포함한 기본 모델, CatBoost, LR 메타모델, 입력 구성, 파라미터와 평가 기록을 담았다.</w:t>
       </w:r>
     </w:p>
     <w:tbl>
@@ -12027,7 +11927,7 @@
         <w:keepNext/>
       </w:pPr>
       <w:r>
-        <w:t>저장된 후보 하나의 1회차 결과는 다음과 같다. 두 행 모두 같은 Test 91건의 10개 마스킹 평균이다.</w:t>
+        <w:t>저장 모델의 1회차 평가 결과는 다음과 같다. 두 행 모두 같은 Test 91건의 10개 마스킹 평균이다.</w:t>
       </w:r>
     </w:p>
     <w:tbl>
@@ -12073,7 +11973,7 @@
           </w:tcPr>
           <w:p>
             <w:pPr>
-              <w:keepNext w:val="0"/>
+              <w:keepNext w:val="1"/>
               <w:widowControl/>
               <w:spacing w:before="0" w:after="0" w:line="240" w:lineRule="auto"/>
             </w:pPr>
@@ -12101,7 +12001,7 @@
           </w:tcPr>
           <w:p>
             <w:pPr>
-              <w:keepNext w:val="0"/>
+              <w:keepNext w:val="1"/>
               <w:widowControl/>
               <w:spacing w:before="0" w:after="0" w:line="240" w:lineRule="auto"/>
             </w:pPr>
@@ -12129,7 +12029,7 @@
           </w:tcPr>
           <w:p>
             <w:pPr>
-              <w:keepNext w:val="0"/>
+              <w:keepNext w:val="1"/>
               <w:widowControl/>
               <w:spacing w:before="0" w:after="0" w:line="240" w:lineRule="auto"/>
             </w:pPr>
@@ -12157,7 +12057,7 @@
           </w:tcPr>
           <w:p>
             <w:pPr>
-              <w:keepNext w:val="0"/>
+              <w:keepNext w:val="1"/>
               <w:widowControl/>
               <w:spacing w:before="0" w:after="0" w:line="240" w:lineRule="auto"/>
             </w:pPr>
@@ -12185,7 +12085,7 @@
           </w:tcPr>
           <w:p>
             <w:pPr>
-              <w:keepNext w:val="0"/>
+              <w:keepNext w:val="1"/>
               <w:widowControl/>
               <w:spacing w:before="0" w:after="0" w:line="240" w:lineRule="auto"/>
             </w:pPr>
@@ -12213,7 +12113,7 @@
           </w:tcPr>
           <w:p>
             <w:pPr>
-              <w:keepNext w:val="0"/>
+              <w:keepNext w:val="1"/>
               <w:widowControl/>
               <w:spacing w:before="0" w:after="0" w:line="240" w:lineRule="auto"/>
             </w:pPr>
@@ -12246,7 +12146,7 @@
           </w:tcPr>
           <w:p>
             <w:pPr>
-              <w:keepNext w:val="0"/>
+              <w:keepNext w:val="1"/>
               <w:widowControl/>
               <w:spacing w:before="0" w:after="0" w:line="240" w:lineRule="auto"/>
             </w:pPr>
@@ -12272,7 +12172,7 @@
           </w:tcPr>
           <w:p>
             <w:pPr>
-              <w:keepNext w:val="0"/>
+              <w:keepNext w:val="1"/>
               <w:widowControl/>
               <w:spacing w:before="0" w:after="0" w:line="240" w:lineRule="auto"/>
               <w:jc w:val="right"/>
@@ -12299,7 +12199,7 @@
           </w:tcPr>
           <w:p>
             <w:pPr>
-              <w:keepNext w:val="0"/>
+              <w:keepNext w:val="1"/>
               <w:widowControl/>
               <w:spacing w:before="0" w:after="0" w:line="240" w:lineRule="auto"/>
               <w:jc w:val="right"/>
@@ -12326,7 +12226,7 @@
           </w:tcPr>
           <w:p>
             <w:pPr>
-              <w:keepNext w:val="0"/>
+              <w:keepNext w:val="1"/>
               <w:widowControl/>
               <w:spacing w:before="0" w:after="0" w:line="240" w:lineRule="auto"/>
               <w:jc w:val="right"/>
@@ -12353,7 +12253,7 @@
           </w:tcPr>
           <w:p>
             <w:pPr>
-              <w:keepNext w:val="0"/>
+              <w:keepNext w:val="1"/>
               <w:widowControl/>
               <w:spacing w:before="0" w:after="0" w:line="240" w:lineRule="auto"/>
               <w:jc w:val="right"/>
@@ -12380,7 +12280,7 @@
           </w:tcPr>
           <w:p>
             <w:pPr>
-              <w:keepNext w:val="0"/>
+              <w:keepNext w:val="1"/>
               <w:widowControl/>
               <w:spacing w:before="0" w:after="0" w:line="240" w:lineRule="auto"/>
               <w:jc w:val="right"/>
@@ -12577,602 +12477,64 @@
         <w:t>30회 평균 개선이 저장 파일 하나의 우월성을 보장하지는 않는다.</w:t>
       </w:r>
     </w:p>
-    <w:tbl>
-      <w:tblPr>
-        <w:tblW w:type="dxa" w:w="9978"/>
-        <w:jc w:val="left"/>
-        <w:tblLayout w:type="fixed"/>
-        <w:tblLook w:firstColumn="1" w:firstRow="1" w:lastColumn="0" w:lastRow="0" w:noHBand="0" w:noVBand="1" w:val="04A0"/>
-        <w:tblInd w:w="100" w:type="dxa"/>
-        <w:tblBorders>
-          <w:top w:val="single" w:sz="4" w:color="C9D1D9"/>
-          <w:left w:val="single" w:sz="4" w:color="C9D1D9"/>
-          <w:bottom w:val="single" w:sz="4" w:color="C9D1D9"/>
-          <w:right w:val="single" w:sz="4" w:color="C9D1D9"/>
-          <w:insideH w:val="single" w:sz="4" w:color="C9D1D9"/>
-          <w:insideV w:val="single" w:sz="4" w:color="C9D1D9"/>
-        </w:tblBorders>
-      </w:tblPr>
-      <w:tblGrid>
-        <w:gridCol w:w="2450"/>
-        <w:gridCol w:w="7528"/>
-      </w:tblGrid>
-      <w:tr>
-        <w:trPr>
-          <w:cantSplit/>
-          <w:tblHeader/>
-        </w:trPr>
-        <w:tc>
-          <w:tcPr>
-            <w:tcW w:type="dxa" w:w="2450"/>
-            <w:tcMar>
-              <w:top w:type="dxa" w:w="65"/>
-              <w:bottom w:type="dxa" w:w="65"/>
-              <w:start w:type="dxa" w:w="100"/>
-              <w:end w:type="dxa" w:w="100"/>
-            </w:tcMar>
-            <w:vAlign w:val="center"/>
-            <w:shd w:fill="E8EEF5"/>
-          </w:tcPr>
-          <w:p>
-            <w:pPr>
-              <w:keepNext w:val="0"/>
-              <w:widowControl/>
-              <w:spacing w:before="0" w:after="0" w:line="240" w:lineRule="auto"/>
-            </w:pPr>
-            <w:r>
-              <w:rPr>
-                <w:b/>
-                <w:color w:val="1F4D78"/>
-                <w:sz w:val="17"/>
-              </w:rPr>
-              <w:t>검증 항목</w:t>
-            </w:r>
-          </w:p>
-        </w:tc>
-        <w:tc>
-          <w:tcPr>
-            <w:tcW w:type="dxa" w:w="7528"/>
-            <w:tcMar>
-              <w:top w:type="dxa" w:w="65"/>
-              <w:bottom w:type="dxa" w:w="65"/>
-              <w:start w:type="dxa" w:w="100"/>
-              <w:end w:type="dxa" w:w="100"/>
-            </w:tcMar>
-            <w:vAlign w:val="center"/>
-            <w:shd w:fill="E8EEF5"/>
-          </w:tcPr>
-          <w:p>
-            <w:pPr>
-              <w:keepNext w:val="0"/>
-              <w:widowControl/>
-              <w:spacing w:before="0" w:after="0" w:line="240" w:lineRule="auto"/>
-            </w:pPr>
-            <w:r>
-              <w:rPr>
-                <w:b/>
-                <w:color w:val="1F4D78"/>
-                <w:sz w:val="17"/>
-              </w:rPr>
-              <w:t>확인 결과</w:t>
-            </w:r>
-          </w:p>
-        </w:tc>
-      </w:tr>
-      <w:tr>
-        <w:trPr>
-          <w:cantSplit/>
-        </w:trPr>
-        <w:tc>
-          <w:tcPr>
-            <w:tcW w:type="dxa" w:w="2450"/>
-            <w:tcMar>
-              <w:top w:type="dxa" w:w="65"/>
-              <w:bottom w:type="dxa" w:w="65"/>
-              <w:start w:type="dxa" w:w="100"/>
-              <w:end w:type="dxa" w:w="100"/>
-            </w:tcMar>
-            <w:vAlign w:val="center"/>
-            <w:shd w:fill="FFFFFF"/>
-          </w:tcPr>
-          <w:p>
-            <w:pPr>
-              <w:keepNext w:val="0"/>
-              <w:widowControl/>
-              <w:spacing w:before="0" w:after="0" w:line="240" w:lineRule="auto"/>
-            </w:pPr>
-            <w:r>
-              <w:rPr>
-                <w:sz w:val="17"/>
-              </w:rPr>
-              <w:t>데이터·범주·분할</w:t>
-            </w:r>
-          </w:p>
-        </w:tc>
-        <w:tc>
-          <w:tcPr>
-            <w:tcW w:type="dxa" w:w="7528"/>
-            <w:tcMar>
-              <w:top w:type="dxa" w:w="65"/>
-              <w:bottom w:type="dxa" w:w="65"/>
-              <w:start w:type="dxa" w:w="100"/>
-              <w:end w:type="dxa" w:w="100"/>
-            </w:tcMar>
-            <w:vAlign w:val="center"/>
-            <w:shd w:fill="FFFFFF"/>
-          </w:tcPr>
-          <w:p>
-            <w:pPr>
-              <w:keepNext w:val="0"/>
-              <w:widowControl/>
-              <w:spacing w:before="0" w:after="0" w:line="240" w:lineRule="auto"/>
-            </w:pPr>
-            <w:r>
-              <w:rPr>
-                <w:sz w:val="17"/>
-              </w:rPr>
-              <w:t>원본 SHA-256, 13개 입력 계약, 마스킹 수, 그룹 분리 확인</w:t>
-            </w:r>
-          </w:p>
-        </w:tc>
-      </w:tr>
-      <w:tr>
-        <w:trPr>
-          <w:cantSplit/>
-        </w:trPr>
-        <w:tc>
-          <w:tcPr>
-            <w:tcW w:type="dxa" w:w="2450"/>
-            <w:tcMar>
-              <w:top w:type="dxa" w:w="65"/>
-              <w:bottom w:type="dxa" w:w="65"/>
-              <w:start w:type="dxa" w:w="100"/>
-              <w:end w:type="dxa" w:w="100"/>
-            </w:tcMar>
-            <w:vAlign w:val="center"/>
-            <w:shd w:fill="F8FAFC"/>
-          </w:tcPr>
-          <w:p>
-            <w:pPr>
-              <w:keepNext w:val="0"/>
-              <w:widowControl/>
-              <w:spacing w:before="0" w:after="0" w:line="240" w:lineRule="auto"/>
-            </w:pPr>
-            <w:r>
-              <w:rPr>
-                <w:sz w:val="17"/>
-              </w:rPr>
-              <w:t>단계 간 RF 재현</w:t>
-            </w:r>
-          </w:p>
-        </w:tc>
-        <w:tc>
-          <w:tcPr>
-            <w:tcW w:type="dxa" w:w="7528"/>
-            <w:tcMar>
-              <w:top w:type="dxa" w:w="65"/>
-              <w:bottom w:type="dxa" w:w="65"/>
-              <w:start w:type="dxa" w:w="100"/>
-              <w:end w:type="dxa" w:w="100"/>
-            </w:tcMar>
-            <w:vAlign w:val="center"/>
-            <w:shd w:fill="F8FAFC"/>
-          </w:tcPr>
-          <w:p>
-            <w:pPr>
-              <w:keepNext w:val="0"/>
-              <w:widowControl/>
-              <w:spacing w:before="0" w:after="0" w:line="240" w:lineRule="auto"/>
-            </w:pPr>
-            <w:r>
-              <w:rPr>
-                <w:sz w:val="17"/>
-              </w:rPr>
-              <w:t>동일 30회 × 10세트의 RF 평가 기록 일치</w:t>
-            </w:r>
-          </w:p>
-        </w:tc>
-      </w:tr>
-      <w:tr>
-        <w:trPr>
-          <w:cantSplit/>
-        </w:trPr>
-        <w:tc>
-          <w:tcPr>
-            <w:tcW w:type="dxa" w:w="2450"/>
-            <w:tcMar>
-              <w:top w:type="dxa" w:w="65"/>
-              <w:bottom w:type="dxa" w:w="65"/>
-              <w:start w:type="dxa" w:w="100"/>
-              <w:end w:type="dxa" w:w="100"/>
-            </w:tcMar>
-            <w:vAlign w:val="center"/>
-            <w:shd w:fill="FFFFFF"/>
-          </w:tcPr>
-          <w:p>
-            <w:pPr>
-              <w:keepNext w:val="0"/>
-              <w:widowControl/>
-              <w:spacing w:before="0" w:after="0" w:line="240" w:lineRule="auto"/>
-            </w:pPr>
-            <w:r>
-              <w:rPr>
-                <w:sz w:val="17"/>
-              </w:rPr>
-              <w:t>결과 집계</w:t>
-            </w:r>
-          </w:p>
-        </w:tc>
-        <w:tc>
-          <w:tcPr>
-            <w:tcW w:type="dxa" w:w="7528"/>
-            <w:tcMar>
-              <w:top w:type="dxa" w:w="65"/>
-              <w:bottom w:type="dxa" w:w="65"/>
-              <w:start w:type="dxa" w:w="100"/>
-              <w:end w:type="dxa" w:w="100"/>
-            </w:tcMar>
-            <w:vAlign w:val="center"/>
-            <w:shd w:fill="FFFFFF"/>
-          </w:tcPr>
-          <w:p>
-            <w:pPr>
-              <w:keepNext w:val="0"/>
-              <w:widowControl/>
-              <w:spacing w:before="0" w:after="0" w:line="240" w:lineRule="auto"/>
-            </w:pPr>
-            <w:r>
-              <w:rPr>
-                <w:sz w:val="17"/>
-              </w:rPr>
-              <w:t>7후보 × 30회 × 10세트 = 2,100개 평가 기록과 30회 평균 대조</w:t>
-            </w:r>
-          </w:p>
-        </w:tc>
-      </w:tr>
-      <w:tr>
-        <w:trPr>
-          <w:cantSplit/>
-        </w:trPr>
-        <w:tc>
-          <w:tcPr>
-            <w:tcW w:type="dxa" w:w="2450"/>
-            <w:tcMar>
-              <w:top w:type="dxa" w:w="65"/>
-              <w:bottom w:type="dxa" w:w="65"/>
-              <w:start w:type="dxa" w:w="100"/>
-              <w:end w:type="dxa" w:w="100"/>
-            </w:tcMar>
-            <w:vAlign w:val="center"/>
-            <w:shd w:fill="F8FAFC"/>
-          </w:tcPr>
-          <w:p>
-            <w:pPr>
-              <w:keepNext w:val="0"/>
-              <w:widowControl/>
-              <w:spacing w:before="0" w:after="0" w:line="240" w:lineRule="auto"/>
-            </w:pPr>
-            <w:r>
-              <w:rPr>
-                <w:sz w:val="17"/>
-              </w:rPr>
-              <w:t>저장·재로드</w:t>
-            </w:r>
-          </w:p>
-        </w:tc>
-        <w:tc>
-          <w:tcPr>
-            <w:tcW w:type="dxa" w:w="7528"/>
-            <w:tcMar>
-              <w:top w:type="dxa" w:w="65"/>
-              <w:bottom w:type="dxa" w:w="65"/>
-              <w:start w:type="dxa" w:w="100"/>
-              <w:end w:type="dxa" w:w="100"/>
-            </w:tcMar>
-            <w:vAlign w:val="center"/>
-            <w:shd w:fill="F8FAFC"/>
-          </w:tcPr>
-          <w:p>
-            <w:pPr>
-              <w:keepNext w:val="0"/>
-              <w:widowControl/>
-              <w:spacing w:before="0" w:after="0" w:line="240" w:lineRule="auto"/>
-            </w:pPr>
-            <w:r>
-              <w:rPr>
-                <w:sz w:val="17"/>
-              </w:rPr>
-              <w:t>저장 전후 확률 일치 및 새 프로세스에서 1회차 평가 재계산</w:t>
-            </w:r>
-          </w:p>
-        </w:tc>
-      </w:tr>
-      <w:tr>
-        <w:trPr>
-          <w:cantSplit/>
-        </w:trPr>
-        <w:tc>
-          <w:tcPr>
-            <w:tcW w:type="dxa" w:w="2450"/>
-            <w:tcMar>
-              <w:top w:type="dxa" w:w="65"/>
-              <w:bottom w:type="dxa" w:w="65"/>
-              <w:start w:type="dxa" w:w="100"/>
-              <w:end w:type="dxa" w:w="100"/>
-            </w:tcMar>
-            <w:vAlign w:val="center"/>
-            <w:shd w:fill="FFFFFF"/>
-          </w:tcPr>
-          <w:p>
-            <w:pPr>
-              <w:keepNext w:val="0"/>
-              <w:widowControl/>
-              <w:spacing w:before="0" w:after="0" w:line="240" w:lineRule="auto"/>
-            </w:pPr>
-            <w:r>
-              <w:rPr>
-                <w:sz w:val="17"/>
-              </w:rPr>
-              <w:t>입력 점검</w:t>
-            </w:r>
-          </w:p>
-        </w:tc>
-        <w:tc>
-          <w:tcPr>
-            <w:tcW w:type="dxa" w:w="7528"/>
-            <w:tcMar>
-              <w:top w:type="dxa" w:w="65"/>
-              <w:bottom w:type="dxa" w:w="65"/>
-              <w:start w:type="dxa" w:w="100"/>
-              <w:end w:type="dxa" w:w="100"/>
-            </w:tcMar>
-            <w:vAlign w:val="center"/>
-            <w:shd w:fill="FFFFFF"/>
-          </w:tcPr>
-          <w:p>
-            <w:pPr>
-              <w:keepNext w:val="0"/>
-              <w:widowControl/>
-              <w:spacing w:before="0" w:after="0" w:line="240" w:lineRule="auto"/>
-            </w:pPr>
-            <w:r>
-              <w:rPr>
-                <w:sz w:val="17"/>
-              </w:rPr>
-              <w:t>정상 범주·일부 Unknown·전체 Unknown 합성 입력에서 유한한 확률 확인</w:t>
-            </w:r>
-          </w:p>
-        </w:tc>
-      </w:tr>
-      <w:tr>
-        <w:trPr>
-          <w:cantSplit/>
-        </w:trPr>
-        <w:tc>
-          <w:tcPr>
-            <w:tcW w:type="dxa" w:w="2450"/>
-            <w:tcMar>
-              <w:top w:type="dxa" w:w="65"/>
-              <w:bottom w:type="dxa" w:w="65"/>
-              <w:start w:type="dxa" w:w="100"/>
-              <w:end w:type="dxa" w:w="100"/>
-            </w:tcMar>
-            <w:vAlign w:val="center"/>
-            <w:shd w:fill="F8FAFC"/>
-          </w:tcPr>
-          <w:p>
-            <w:pPr>
-              <w:keepNext w:val="0"/>
-              <w:widowControl/>
-              <w:spacing w:before="0" w:after="0" w:line="240" w:lineRule="auto"/>
-            </w:pPr>
-            <w:r>
-              <w:rPr>
-                <w:sz w:val="17"/>
-              </w:rPr>
-              <w:t>기존 파일 보호</w:t>
-            </w:r>
-          </w:p>
-        </w:tc>
-        <w:tc>
-          <w:tcPr>
-            <w:tcW w:type="dxa" w:w="7528"/>
-            <w:tcMar>
-              <w:top w:type="dxa" w:w="65"/>
-              <w:bottom w:type="dxa" w:w="65"/>
-              <w:start w:type="dxa" w:w="100"/>
-              <w:end w:type="dxa" w:w="100"/>
-            </w:tcMar>
-            <w:vAlign w:val="center"/>
-            <w:shd w:fill="F8FAFC"/>
-          </w:tcPr>
-          <w:p>
-            <w:pPr>
-              <w:keepNext w:val="0"/>
-              <w:widowControl/>
-              <w:spacing w:before="0" w:after="0" w:line="240" w:lineRule="auto"/>
-            </w:pPr>
-            <w:r>
-              <w:rPr>
-                <w:sz w:val="17"/>
-              </w:rPr>
-              <w:t>기준 RF·튜닝 RF 파일의 SHA-256 불변 확인</w:t>
-            </w:r>
-          </w:p>
-        </w:tc>
-      </w:tr>
-    </w:tbl>
-    <w:p>
-      <w:pPr>
-        <w:spacing w:after="40" w:before="0" w:line="40" w:lineRule="exact"/>
-      </w:pPr>
-    </w:p>
-    <w:p>
-      <w:r>
-        <w:t xml:space="preserve">위 표는 로더 연결 전 학습 단계의 검증이다. 이후 같은 후보로 로컬 로더 연결과 Linux x86_64 컨테이너의 로딩·추론 검증을 완료했다. 전체 448건 재학습과 실제 서비스 배포·AWS 실행 검증은 아직 수행하지 않았다. 후속 검증 근거와 배포 상태는 </w:t>
-      </w:r>
-      <w:hyperlink r:id="rId13">
-        <w:r>
-          <w:rPr>
-            <w:color w:val="1F4D78"/>
-          </w:rPr>
-          <w:t>배포 인계</w:t>
-        </w:r>
-      </w:hyperlink>
-      <w:r>
-        <w:t>에 기록한다.</w:t>
-      </w:r>
-    </w:p>
     <w:p>
       <w:pPr>
         <w:pStyle w:val="Heading1"/>
       </w:pPr>
       <w:r>
-        <w:t>6. 한계와 운영 과제</w:t>
+        <w:t>6. 결론</w:t>
       </w:r>
     </w:p>
     <w:p>
-      <w:pPr>
-        <w:pStyle w:val="ListBullet"/>
-        <w:ind w:left="360" w:hanging="180"/>
-        <w:numPr>
-          <w:ilvl w:val="0"/>
-          <w:numId w:val="1"/>
-        </w:numPr>
-      </w:pPr>
       <w:r>
-        <w:t>448건의 공개 데이터는 표본이 작고 SalesLuv 실제 고객 분포와 다를 수 있다.</w:t>
-      </w:r>
-    </w:p>
-    <w:p>
-      <w:pPr>
-        <w:pStyle w:val="ListBullet"/>
-        <w:ind w:left="360" w:hanging="180"/>
-        <w:numPr>
-          <w:ilvl w:val="0"/>
-          <w:numId w:val="1"/>
-        </w:numPr>
-      </w:pPr>
-      <w:r>
-        <w:t xml:space="preserve">각 행에 정확히 4개의 </w:t>
+        <w:t xml:space="preserve">SalesLuv의 미팅 정보 기반 딜 예측을 위해 13개 공통 영업 항목을 선정하고, 행당 약 30%의 값 누락을 반영한 전처리와 그룹 분리 평가를 적용했다. 논문의 RF 모델 계열을 출발점으로 직접 학습한 기준선에서 하이퍼파라미터 튜닝과 앙상블 결합을 거쳐 최종 </w:t>
       </w:r>
       <w:r>
         <w:rPr>
           <w:color w:val="1F4D78"/>
           <w:shd w:fill="F2F4F7"/>
         </w:rPr>
-        <w:t>Unknown</w:t>
+        <w:t>Stacking_LR</w:t>
       </w:r>
       <w:r>
-        <w:t>을 넣은 평가다. 운영 데이터의 결측률과 결측 패턴이 달라지면 성능도 달라질 수 있다.</w:t>
-      </w:r>
-    </w:p>
-    <w:p>
-      <w:pPr>
-        <w:pStyle w:val="ListBullet"/>
-        <w:ind w:left="360" w:hanging="180"/>
-        <w:numPr>
-          <w:ilvl w:val="0"/>
-          <w:numId w:val="1"/>
-        </w:numPr>
-      </w:pPr>
-      <w:r>
-        <w:t>기본 모델 하이퍼파라미터는 각 바깥 Train 안에서 튜닝했지만, Stacking OOF 생성 내부에서 파라미터 탐색을 한 번 더 반복하지는 않았다.</w:t>
-      </w:r>
-    </w:p>
-    <w:p>
-      <w:pPr>
-        <w:pStyle w:val="ListBullet"/>
-        <w:ind w:left="360" w:hanging="180"/>
-        <w:numPr>
-          <w:ilvl w:val="0"/>
-          <w:numId w:val="1"/>
-        </w:numPr>
-      </w:pPr>
-      <w:r>
-        <w:t>마스킹 10세트는 같은 거래의 변형이고 30개 분할도 원본을 공유한다. 반복 간 표준편차는 점수 변동을 보여줄 뿐, 독립 표본의 신뢰구간은 아니다.</w:t>
-      </w:r>
-    </w:p>
-    <w:p>
-      <w:pPr>
-        <w:pStyle w:val="ListBullet"/>
-        <w:ind w:left="360" w:hanging="180"/>
-        <w:numPr>
-          <w:ilvl w:val="0"/>
-          <w:numId w:val="1"/>
-        </w:numPr>
-      </w:pPr>
-      <w:r>
-        <w:t>후보를 이 반복 평가로 선택했고 이전 실험에서도 같은 원본을 살펴봤다. 아직 완전히 독립된 최종 검증은 없다.</w:t>
-      </w:r>
-    </w:p>
-    <w:p>
-      <w:pPr>
-        <w:pStyle w:val="ListBullet"/>
-        <w:ind w:left="360" w:hanging="180"/>
-        <w:numPr>
-          <w:ilvl w:val="0"/>
-          <w:numId w:val="1"/>
-        </w:numPr>
-      </w:pPr>
-      <w:r>
-        <w:t>저장 모델은 1회차 Train만 학습했다. 30회 평균, 저장 모델의 1회차 성적, 향후 실서비스 성능을 구분해야 한다.</w:t>
-      </w:r>
-    </w:p>
-    <w:p>
-      <w:pPr>
-        <w:pStyle w:val="ListBullet"/>
-        <w:ind w:left="360" w:hanging="180"/>
-        <w:numPr>
-          <w:ilvl w:val="0"/>
-          <w:numId w:val="1"/>
-        </w:numPr>
-      </w:pPr>
-      <w:r>
-        <w:t>논문의 22개 입력 RF 결과와 현재의 13개 입력·추가 결측·그룹 분리 결과는 같은 조건의 비교가 아니다.</w:t>
+        <w:t xml:space="preserve"> 모델을 완성했다.</w:t>
       </w:r>
     </w:p>
     <w:p>
       <w:r>
-        <w:t>운영 연결 전에는 실제 미팅 정보의 범주·결측 패턴을 확인하고, 정답이 확정된 신규 거래에서 확률과 분류 성능을 평가해야 한다. 모델 교체 시에는 입력 검증, 로딩과 추론 시간도 별도로 확인한다. 운영 중에는 실제 결측률, 확률 분포, 승패 정답과 FP/FN을 기록해 재평가·재학습 근거로 사용한다.</w:t>
+        <w:t xml:space="preserve">최종 모델 계열의 30회 평균 Accuracy는 </w:t>
       </w:r>
-    </w:p>
-    <w:p>
-      <w:pPr>
-        <w:pStyle w:val="Heading1"/>
-      </w:pPr>
-      <w:r>
-        <w:t>7. 재현 파일</w:t>
-      </w:r>
-    </w:p>
-    <w:p>
-      <w:pPr>
-        <w:spacing w:before="80" w:after="80" w:line="240" w:lineRule="auto"/>
-        <w:shd w:fill="F2F4F7"/>
-        <w:keepLines/>
-      </w:pPr>
       <w:r>
         <w:rPr>
-          <w:sz w:val="18"/>
+          <w:b/>
         </w:rPr>
-        <w:t>backend/notebooks/deal_data_preprocessing.ipynb</w:t>
-        <w:br/>
-        <w:t>backend/notebooks/deal_model_paper_rf_baseline.ipynb</w:t>
-        <w:br/>
-        <w:t>backend/notebooks/deal_model_paper_rf_tuning.ipynb</w:t>
-        <w:br/>
-        <w:t>backend/notebooks/deal_model_paper_rf_ensemble.ipynb</w:t>
-        <w:br/>
-        <w:t>backend/pipeline/artifacts/deal-paper-rf-baseline-v1.joblib</w:t>
-        <w:br/>
-        <w:t>backend/pipeline/artifacts/deal-paper-rf-tuned-v1.joblib</w:t>
-        <w:br/>
-        <w:t>backend/pipeline/artifacts/deal-paper-rf-ensemble-v1.joblib</w:t>
+        <w:t>73.60%</w:t>
+      </w:r>
+      <w:r>
+        <w:t xml:space="preserve">, AUC는 </w:t>
+      </w:r>
+      <w:r>
+        <w:rPr>
+          <w:b/>
+        </w:rPr>
+        <w:t>0.778318</w:t>
+      </w:r>
+      <w:r>
+        <w:t xml:space="preserve">, Brier는 </w:t>
+      </w:r>
+      <w:r>
+        <w:rPr>
+          <w:b/>
+        </w:rPr>
+        <w:t>0.187965</w:t>
+      </w:r>
+      <w:r>
+        <w:t>다. 자체 RF 기준선보다 분류 정확도·순위 구분·확률 오차가 개선됐으며, 튜닝 RF와 비교해서는 FP도 감소했다. 모델 선정에는 정확도만이 아니라 실제 주의가 필요한 거래를 낙관적으로 표시하는 FP의 업무상 위험을 함께 반영했다.</w:t>
       </w:r>
     </w:p>
     <w:p>
       <w:r>
-        <w:t>위 파일들이 이번 결과의 기준이다. 전처리 노트북이 만드는 과거 7:3 분할은 최신 RF 실험에 사용하지 않는다. 예전 TabICL 포함 실험과 기존 배포 산출물은 별도 이력이며 이 보고서의 성능표와 섞어 비교하지 않는다.</w:t>
+        <w:t>평가 결과는 448건의 공개 데이터와 정해진 결측 조건 안에서의 비교다. 마스킹과 반복 분할은 같은 원본을 공유하므로 독립 표본의 신뢰구간이나 실제 고객 환경의 성능으로 해석하지 않는다. 이 조건 아래에서 전처리부터 모델 비교·선정까지 일관된 기준을 적용하고, 인코딩과 분류기를 포함하는 단일 모델 파일을 최종 산출물로 구성했다.</w:t>
       </w:r>
     </w:p>
     <w:sectPr>
